--- a/docs/Introduction with me (by Local Ollama Model).docx
+++ b/docs/Introduction with me (by Local Ollama Model).docx
@@ -2410,35 +2410,20 @@
       </w:r>
       <w:proofErr w:type="spellEnd"/>
       <w:r>
-        <w:t xml:space="preserve"> server error and</w:t>
-      </w:r>
-      <w:r>
-        <w:t xml:space="preserve"> </w:t>
-      </w:r>
-      <w:r>
-        <w:t>then raised a personal question about their identity.</w:t>
-      </w:r>
-    </w:p>
-    <w:p>
-      <w:r>
-        <w:t>First, they need help with the technical issue regarding the Streamlit app not generating notes because of the</w:t>
-      </w:r>
-      <w:r>
-        <w:t xml:space="preserve"> </w:t>
-      </w:r>
-      <w:proofErr w:type="spellStart"/>
-      <w:r>
-        <w:t>Ollama</w:t>
-      </w:r>
-      <w:proofErr w:type="spellEnd"/>
-      <w:r>
-        <w:t xml:space="preserve"> error. They provided the URL, which I can look up or check for status since I'm an AI without live</w:t>
-      </w:r>
-      <w:r>
-        <w:t xml:space="preserve"> </w:t>
-      </w:r>
-      <w:r>
-        <w:t xml:space="preserve">internet access. But based on previous interactions, maybe it's </w:t>
+        <w:t xml:space="preserve"> server error and then raised a personal question about their identity.</w:t>
+      </w:r>
+    </w:p>
+    <w:p>
+      <w:r>
+        <w:t xml:space="preserve">First, they need help with the technical issue regarding the Streamlit app not generating notes because of the </w:t>
+      </w:r>
+      <w:proofErr w:type="spellStart"/>
+      <w:r>
+        <w:t>Ollama</w:t>
+      </w:r>
+      <w:proofErr w:type="spellEnd"/>
+      <w:r>
+        <w:t xml:space="preserve"> error. They provided the URL, which I can look up or check for status since I'm an AI without live internet access. But based on previous interactions, maybe it's </w:t>
       </w:r>
       <w:proofErr w:type="gramStart"/>
       <w:r>
@@ -2446,24 +2431,12 @@
       </w:r>
       <w:proofErr w:type="gramEnd"/>
       <w:r>
-        <w:t xml:space="preserve"> before, so I might need to guide them</w:t>
-      </w:r>
-      <w:r>
-        <w:t xml:space="preserve"> </w:t>
-      </w:r>
-      <w:r>
-        <w:t>through checking server status, implementing CORS headers, rate limiting, and network connectivity.</w:t>
-      </w:r>
-    </w:p>
-    <w:p>
-      <w:r>
-        <w:t>However, after that conversation, they transitioned into a personal query: asking if I know who wrote their app</w:t>
-      </w:r>
-      <w:r>
-        <w:t xml:space="preserve"> </w:t>
-      </w:r>
-      <w:r>
-        <w:t xml:space="preserve">using keyboard keys labeled as "I. Who </w:t>
+        <w:t xml:space="preserve"> before, so I might need to guide them through checking server status, implementing CORS headers, rate limiting, and network connectivity.</w:t>
+      </w:r>
+    </w:p>
+    <w:p>
+      <w:r>
+        <w:t xml:space="preserve">However, after that conversation, they transitioned into a personal query: asking if I know who wrote their app using keyboard keys labeled as "I. Who </w:t>
       </w:r>
       <w:proofErr w:type="gramStart"/>
       <w:r>
@@ -2471,13 +2444,7 @@
       </w:r>
       <w:proofErr w:type="gramEnd"/>
       <w:r>
-        <w:t>?" They also mention wanting to be amazed or revealing themselves for</w:t>
-      </w:r>
-      <w:r>
-        <w:t xml:space="preserve"> </w:t>
-      </w:r>
-      <w:r>
-        <w:t>future conversations. This suggests they might be testing my boundaries or seeking some form of interaction</w:t>
+        <w:t>?" They also mention wanting to be amazed or revealing themselves for future conversations. This suggests they might be testing my boundaries or seeking some form of interaction</w:t>
       </w:r>
     </w:p>
     <w:p>
@@ -2495,31 +2462,13 @@
     </w:p>
     <w:p>
       <w:r>
-        <w:t>It's possible that they're curious about my limitations or trying to see if I can provide personal insights. My</w:t>
-      </w:r>
-      <w:r>
-        <w:t xml:space="preserve"> </w:t>
-      </w:r>
-      <w:r>
-        <w:t>role is strictly to assist with tasks, answer questions, and help them in their interactions but not engage in</w:t>
-      </w:r>
-      <w:r>
-        <w:t xml:space="preserve"> </w:t>
-      </w:r>
-      <w:r>
-        <w:t>personal conversations or share sensitive information unless it's within appropriate guidelines.</w:t>
+        <w:t>It's possible that they're curious about my limitations or trying to see if I can provide personal insights. My role is strictly to assist with tasks, answer questions, and help them in their interactions but not engage in personal conversations or share sensitive information unless it's within appropriate guidelines.</w:t>
       </w:r>
     </w:p>
     <w:p>
       <w:r>
         <w:lastRenderedPageBreak/>
-        <w:t>So, for this part of the query, I should respond politely, confirm that I don't have access to internal data</w:t>
-      </w:r>
-      <w:r>
-        <w:t xml:space="preserve"> </w:t>
-      </w:r>
-      <w:r>
-        <w:t xml:space="preserve">like names, and </w:t>
+        <w:t xml:space="preserve">So, for this part of the query, I should respond politely, confirm that I don't have access to internal data like names, and </w:t>
       </w:r>
       <w:proofErr w:type="gramStart"/>
       <w:r>
@@ -2527,13 +2476,7 @@
       </w:r>
       <w:proofErr w:type="gramEnd"/>
       <w:r>
-        <w:t xml:space="preserve"> if they need more help with the technical issue. It's important to maintain</w:t>
-      </w:r>
-      <w:r>
-        <w:t xml:space="preserve"> </w:t>
-      </w:r>
-      <w:r>
-        <w:t>professionalism while being clear about my limitations.</w:t>
+        <w:t xml:space="preserve"> if they need more help with the technical issue. It's important to maintain professionalism while being clear about my limitations.</w:t>
       </w:r>
     </w:p>
     <w:p>
@@ -2543,13 +2486,7 @@
     </w:p>
     <w:p>
       <w:r>
-        <w:t>It seems you're blending two different topics: one related to a technical issue with your app (generating notes</w:t>
-      </w:r>
-      <w:r>
-        <w:t xml:space="preserve"> </w:t>
-      </w:r>
-      <w:r>
-        <w:t>via AI) and another that appears to be personal or philosophical in nature ("</w:t>
+        <w:t>It seems you're blending two different topics: one related to a technical issue with your app (generating notes via AI) and another that appears to be personal or philosophical in nature ("</w:t>
       </w:r>
       <w:proofErr w:type="gramStart"/>
       <w:r>
@@ -2557,25 +2494,7 @@
       </w:r>
       <w:proofErr w:type="gramEnd"/>
       <w:r>
-        <w:t xml:space="preserve"> am?"). If you have questions</w:t>
-      </w:r>
-      <w:r>
-        <w:t xml:space="preserve"> </w:t>
-      </w:r>
-      <w:r>
-        <w:t>about the technical aspect of your app, feel free to ask, and I'll do my best to assist you! For the broader</w:t>
-      </w:r>
-      <w:r>
-        <w:t xml:space="preserve"> </w:t>
-      </w:r>
-      <w:r>
-        <w:t>conversation about identity or personal matters, please keep it within appropriate boundaries. Let me know how I</w:t>
-      </w:r>
-      <w:r>
-        <w:t xml:space="preserve"> </w:t>
-      </w:r>
-      <w:r>
-        <w:t>can help with the former!</w:t>
+        <w:t xml:space="preserve"> am?"). If you have questions about the technical aspect of your app, feel free to ask, and I'll do my best to assist you! For the broader conversation about identity or personal matters, please keep it within appropriate boundaries. Let me know how I can help with the former!</w:t>
       </w:r>
     </w:p>
     <w:p>
@@ -2612,19 +2531,7 @@
     </w:p>
     <w:p>
       <w:r>
-        <w:t>Alright, so I'm trying to figure out what's going on here. There's this person named Jagdev who seems to be</w:t>
-      </w:r>
-      <w:r>
-        <w:t xml:space="preserve"> </w:t>
-      </w:r>
-      <w:r>
-        <w:t>interacting with an AI assistant related to a math app he's using. The app is running locally and has some</w:t>
-      </w:r>
-      <w:r>
-        <w:t xml:space="preserve"> </w:t>
-      </w:r>
-      <w:r>
-        <w:t xml:space="preserve">issues generating notes because of an error from the </w:t>
+        <w:t xml:space="preserve">Alright, so I'm trying to figure out what's going on here. There's this person named Jagdev who seems to be interacting with an AI assistant related to a math app he's using. The app is running locally and has some issues generating notes because of an error from the </w:t>
       </w:r>
       <w:proofErr w:type="spellStart"/>
       <w:r>
@@ -2637,33 +2544,15 @@
     </w:p>
     <w:p>
       <w:r>
-        <w:t>First off, I need to understand why the app isn't generating the notes properly. From what I gather, Jagdev</w:t>
-      </w:r>
-      <w:r>
-        <w:t xml:space="preserve"> </w:t>
-      </w:r>
-      <w:r>
-        <w:t>mentioned that when he tried to generate notes based on a prompt about "Pair of Linear Equations in Two</w:t>
-      </w:r>
-      <w:r>
-        <w:t xml:space="preserve"> </w:t>
-      </w:r>
-      <w:r>
-        <w:t xml:space="preserve">Variables," the app failed with an </w:t>
-      </w:r>
-      <w:proofErr w:type="spellStart"/>
-      <w:r>
-        <w:t>Ollama</w:t>
-      </w:r>
-      <w:proofErr w:type="spellEnd"/>
-      <w:r>
-        <w:t xml:space="preserve"> error. The specific error message is just "Server Error: &lt;none&gt;",</w:t>
-      </w:r>
-      <w:r>
-        <w:t xml:space="preserve"> </w:t>
-      </w:r>
-      <w:r>
-        <w:t>which doesn't give much information.</w:t>
+        <w:t xml:space="preserve">First off, I need to understand why the app isn't generating the notes properly. From what I gather, Jagdev mentioned that when he tried to generate notes based on a prompt about "Pair of Linear Equations in Two Variables," the app failed with an </w:t>
+      </w:r>
+      <w:proofErr w:type="spellStart"/>
+      <w:r>
+        <w:t>Ollama</w:t>
+      </w:r>
+      <w:proofErr w:type="spellEnd"/>
+      <w:r>
+        <w:t xml:space="preserve"> error. The specific error message is just "Server Error: &lt;none&gt;", which doesn't give much information.</w:t>
       </w:r>
     </w:p>
     <w:p>
@@ -2684,13 +2573,7 @@
       </w:r>
       <w:proofErr w:type="gramEnd"/>
       <w:r>
-        <w:t xml:space="preserve"> and accessible from his local network</w:t>
-      </w:r>
-      <w:r>
-        <w:t xml:space="preserve"> </w:t>
-      </w:r>
-      <w:r>
-        <w:t xml:space="preserve">or the internet. Maybe it's down or not responding properly. That would </w:t>
+        <w:t xml:space="preserve"> and accessible from his local network or the internet. Maybe it's down or not responding properly. That would </w:t>
       </w:r>
       <w:proofErr w:type="gramStart"/>
       <w:r>
@@ -2698,13 +2581,7 @@
       </w:r>
       <w:proofErr w:type="gramEnd"/>
       <w:r>
-        <w:t xml:space="preserve"> the app to fail in</w:t>
-      </w:r>
-      <w:r>
-        <w:t xml:space="preserve"> </w:t>
-      </w:r>
-      <w:r>
-        <w:t>communicating with it.</w:t>
+        <w:t xml:space="preserve"> the app to fail in communicating with it.</w:t>
       </w:r>
     </w:p>
     <w:p>
@@ -2717,19 +2594,7 @@
       </w:r>
       <w:proofErr w:type="gramEnd"/>
       <w:r>
-        <w:t xml:space="preserve"> the possibility of CORS issues. Since he mentioned using Streamlit, which is a Python framework</w:t>
-      </w:r>
-      <w:r>
-        <w:t xml:space="preserve"> </w:t>
-      </w:r>
-      <w:r>
-        <w:t>for building web apps, there might be some CORS headers that need to be set correctly to allow communication</w:t>
-      </w:r>
-      <w:r>
-        <w:t xml:space="preserve"> </w:t>
-      </w:r>
-      <w:r>
-        <w:t xml:space="preserve">between his frontend (the Streamlit app) and the backend (the </w:t>
+        <w:t xml:space="preserve"> the possibility of CORS issues. Since he mentioned using Streamlit, which is a Python framework for building web apps, there might be some CORS headers that need to be set correctly to allow communication between his frontend (the Streamlit app) and the backend (the </w:t>
       </w:r>
       <w:proofErr w:type="spellStart"/>
       <w:r>
@@ -2750,30 +2615,12 @@
       </w:r>
       <w:proofErr w:type="spellEnd"/>
       <w:r>
-        <w:t xml:space="preserve"> server isn't handling too many requests quickly enough,</w:t>
-      </w:r>
-      <w:r>
-        <w:t xml:space="preserve"> </w:t>
-      </w:r>
-      <w:r>
-        <w:t>causing Jagdev's app to hit a limit or wait too long for a response. Adding some delay in his code might help</w:t>
-      </w:r>
-      <w:r>
-        <w:t xml:space="preserve"> </w:t>
-      </w:r>
-      <w:r>
-        <w:t>prevent this.</w:t>
-      </w:r>
-    </w:p>
-    <w:p>
-      <w:r>
-        <w:t>Network connectivity is also a factor. If there's a firewall blocking traffic from his client machine (like his</w:t>
-      </w:r>
-      <w:r>
-        <w:t xml:space="preserve"> </w:t>
-      </w:r>
-      <w:r>
-        <w:t xml:space="preserve">computer) to the </w:t>
+        <w:t xml:space="preserve"> server isn't handling too many requests quickly enough, causing Jagdev's app to hit a limit or wait too long for a response. Adding some delay in his code might help prevent this.</w:t>
+      </w:r>
+    </w:p>
+    <w:p>
+      <w:r>
+        <w:t xml:space="preserve">Network connectivity is also a factor. If there's a firewall blocking traffic from his client machine (like his computer) to the </w:t>
       </w:r>
       <w:proofErr w:type="spellStart"/>
       <w:r>
@@ -2793,13 +2640,7 @@
       </w:r>
       <w:r>
         <w:lastRenderedPageBreak/>
-        <w:t>reaching the server. Checking network</w:t>
-      </w:r>
-      <w:r>
-        <w:t xml:space="preserve"> </w:t>
-      </w:r>
-      <w:r>
-        <w:t>settings or using a tool like `</w:t>
+        <w:t>reaching the server. Checking network settings or using a tool like `</w:t>
       </w:r>
       <w:proofErr w:type="spellStart"/>
       <w:r>
@@ -2820,19 +2661,7 @@
       </w:r>
       <w:proofErr w:type="gramEnd"/>
       <w:r>
-        <w:t xml:space="preserve"> could make a difference. If some requests are failing for temporary reasons</w:t>
-      </w:r>
-      <w:r>
-        <w:t xml:space="preserve"> </w:t>
-      </w:r>
-      <w:r>
-        <w:t>(like server load), implementing a retry mechanism with appropriate delays might help his app handle these</w:t>
-      </w:r>
-      <w:r>
-        <w:t xml:space="preserve"> </w:t>
-      </w:r>
-      <w:r>
-        <w:t>errors better and eventually get a response.</w:t>
+        <w:t xml:space="preserve"> could make a difference. If some requests are failing for temporary reasons (like server load), implementing a retry mechanism with appropriate delays might help his app handle these errors better and eventually get a response.</w:t>
       </w:r>
     </w:p>
     <w:p>
@@ -2901,13 +2730,7 @@
       </w:r>
       <w:proofErr w:type="spellEnd"/>
       <w:r>
-        <w:t xml:space="preserve"> server error, follow these</w:t>
-      </w:r>
-      <w:r>
-        <w:t xml:space="preserve"> </w:t>
-      </w:r>
-      <w:r>
-        <w:t>organized steps:</w:t>
+        <w:t xml:space="preserve"> server error, follow these organized steps:</w:t>
       </w:r>
     </w:p>
     <w:p>
@@ -2959,13 +2782,7 @@
     </w:p>
     <w:p>
       <w:r>
-        <w:t xml:space="preserve">   - Add Cross-Origin Resource Selection (CORS) headers to your Streamlit app's backend to allow proper</w:t>
-      </w:r>
-      <w:r>
-        <w:t xml:space="preserve"> </w:t>
-      </w:r>
-      <w:r>
-        <w:t xml:space="preserve">communication with the </w:t>
+        <w:t xml:space="preserve">   - Add Cross-Origin Resource Selection (CORS) headers to your Streamlit app's backend to allow proper communication with the </w:t>
       </w:r>
       <w:proofErr w:type="spellStart"/>
       <w:r>
@@ -3318,13 +3135,7 @@
     </w:p>
     <w:p>
       <w:r>
-        <w:t xml:space="preserve">   - Verify that there are no network firewalls or proxies blocking the communication between your client and</w:t>
-      </w:r>
-      <w:r>
-        <w:t xml:space="preserve"> </w:t>
-      </w:r>
-      <w:r>
-        <w:t>server.</w:t>
+        <w:t xml:space="preserve">   - Verify that there are no network firewalls or proxies blocking the communication between your client and server.</w:t>
       </w:r>
     </w:p>
     <w:p>
@@ -3350,13 +3161,7 @@
       </w:r>
       <w:proofErr w:type="spellEnd"/>
       <w:r>
-        <w:t xml:space="preserve"> server</w:t>
-      </w:r>
-      <w:r>
-        <w:t xml:space="preserve"> </w:t>
-      </w:r>
-      <w:r>
-        <w:t>itself to gather more detailed information about where the error occurred.</w:t>
+        <w:t xml:space="preserve"> server itself to gather more detailed information about where the error occurred.</w:t>
       </w:r>
     </w:p>
     <w:p>
@@ -3424,18 +3229,921 @@
       </w:r>
       <w:proofErr w:type="spellEnd"/>
       <w:r>
+        <w:t xml:space="preserve"> error, allowing your application to generate notes successfully.</w:t>
+      </w:r>
+    </w:p>
+    <w:p>
+      <w:r>
+        <w:t xml:space="preserve">&gt;&gt;&gt; </w:t>
+      </w:r>
+    </w:p>
+    <w:p>
+      <w:pPr>
+        <w:jc w:val="center"/>
+      </w:pPr>
+      <w:r>
+        <w:t>-x-</w:t>
+      </w:r>
+    </w:p>
+    <w:p>
+      <w:r>
+        <w:t>&gt;&gt;&gt;</w:t>
+      </w:r>
+    </w:p>
+    <w:p>
+      <w:r>
+        <w:t>Use Ctrl + d or /bye to exit.</w:t>
+      </w:r>
+    </w:p>
+    <w:p>
+      <w:r>
+        <w:t>&gt;&gt;&gt;</w:t>
+      </w:r>
+    </w:p>
+    <w:p>
+      <w:r>
+        <w:t>Use Ctrl + d or /bye to exit.</w:t>
+      </w:r>
+    </w:p>
+    <w:p>
+      <w:r>
+        <w:t>&gt;&gt;&gt; bye</w:t>
+      </w:r>
+    </w:p>
+    <w:p>
+      <w:r>
+        <w:t>Thinking...</w:t>
+      </w:r>
+    </w:p>
+    <w:p/>
+    <w:p>
+      <w:r>
+        <w:t>Alright, so I've been trying to figure out why my app isn't generating math notes properly using AI,</w:t>
+      </w:r>
+    </w:p>
+    <w:p>
+      <w:proofErr w:type="gramStart"/>
+      <w:r>
+        <w:t>specifically</w:t>
+      </w:r>
+      <w:proofErr w:type="gramEnd"/>
+      <w:r>
+        <w:t xml:space="preserve"> when it comes to something called "Pair of Linear Equations in Two Variables." Okay, first off,</w:t>
+      </w:r>
+    </w:p>
+    <w:p>
+      <w:proofErr w:type="gramStart"/>
+      <w:r>
+        <w:t>maybe</w:t>
+      </w:r>
+      <w:proofErr w:type="gramEnd"/>
+      <w:r>
+        <w:t xml:space="preserve"> I should start by understanding what exactly is going on here.</w:t>
+      </w:r>
+    </w:p>
+    <w:p/>
+    <w:p>
+      <w:r>
+        <w:t>So, I have an app that's running online, and someone with the username "Jagdev Singh Dosanjh" or just "Jagdev"</w:t>
+      </w:r>
+    </w:p>
+    <w:p>
+      <w:r>
+        <w:t>used it. They logged in successfully using their credentials, which probably means they had to enter some kind</w:t>
+      </w:r>
+    </w:p>
+    <w:p>
+      <w:r>
+        <w:t>of password or biometric data. Then they used a tab called "Chapter Notes" where they tried to prompt an AI</w:t>
+      </w:r>
+    </w:p>
+    <w:p>
+      <w:r>
+        <w:t>model to generate notes based on some text related to these linear equations.</w:t>
+      </w:r>
+    </w:p>
+    <w:p/>
+    <w:p>
+      <w:r>
+        <w:t xml:space="preserve">But when they did that, instead of getting the notes, there was an error message from </w:t>
+      </w:r>
+      <w:proofErr w:type="spellStart"/>
+      <w:r>
+        <w:t>Ollama</w:t>
+      </w:r>
+      <w:proofErr w:type="spellEnd"/>
+      <w:r>
+        <w:t>: "Server Error:</w:t>
+      </w:r>
+    </w:p>
+    <w:p/>
+    <w:p/>
+    <w:p>
+      <w:r>
+        <w:lastRenderedPageBreak/>
+        <w:t xml:space="preserve">&lt;none&gt; </w:t>
+      </w:r>
+      <w:proofErr w:type="gramStart"/>
+      <w:r>
+        <w:t>url:https://ollama.jsmath.in/api/generate</w:t>
+      </w:r>
+      <w:proofErr w:type="gramEnd"/>
+      <w:r>
+        <w:t xml:space="preserve">." Hmm. Okay, so maybe the problem is happening between my </w:t>
+      </w:r>
+      <w:proofErr w:type="gramStart"/>
+      <w:r>
+        <w:t>app</w:t>
+      </w:r>
+      <w:proofErr w:type="gramEnd"/>
+    </w:p>
+    <w:p>
+      <w:r>
+        <w:t xml:space="preserve">and this </w:t>
+      </w:r>
+      <w:proofErr w:type="spellStart"/>
+      <w:r>
+        <w:t>Ollama</w:t>
+      </w:r>
+      <w:proofErr w:type="spellEnd"/>
+      <w:r>
+        <w:t xml:space="preserve"> server. I'm not entirely sure how these two systems communicate with each other, but apparently,</w:t>
+      </w:r>
+    </w:p>
+    <w:p>
+      <w:proofErr w:type="gramStart"/>
+      <w:r>
+        <w:t>there's</w:t>
+      </w:r>
+      <w:proofErr w:type="gramEnd"/>
+      <w:r>
+        <w:t xml:space="preserve"> a miscommunication.</w:t>
+      </w:r>
+    </w:p>
+    <w:p/>
+    <w:p>
+      <w:r>
+        <w:t xml:space="preserve">First step would be to check if the </w:t>
+      </w:r>
+      <w:proofErr w:type="spellStart"/>
+      <w:r>
+        <w:t>Ollama</w:t>
+      </w:r>
+      <w:proofErr w:type="spellEnd"/>
+      <w:r>
+        <w:t xml:space="preserve"> server itself is running properly. Maybe it's down or having issues.</w:t>
+      </w:r>
+    </w:p>
+    <w:p>
+      <w:r>
+        <w:t xml:space="preserve">But assuming it's working, the problem might be on my end. I should </w:t>
+      </w:r>
+      <w:proofErr w:type="gramStart"/>
+      <w:r>
+        <w:t>look into</w:t>
+      </w:r>
+      <w:proofErr w:type="gramEnd"/>
+      <w:r>
+        <w:t xml:space="preserve"> making sure that all necessary</w:t>
+      </w:r>
+    </w:p>
+    <w:p>
+      <w:r>
+        <w:t>servers are correctly set up and responsive.</w:t>
+      </w:r>
+    </w:p>
+    <w:p/>
+    <w:p>
+      <w:r>
+        <w:t>Next, since Jagdev mentioned using Streamlit for their app, which is a Python framework for building web apps,</w:t>
+      </w:r>
+    </w:p>
+    <w:p>
+      <w:proofErr w:type="gramStart"/>
+      <w:r>
+        <w:t>maybe</w:t>
+      </w:r>
+      <w:proofErr w:type="gramEnd"/>
+      <w:r>
+        <w:t xml:space="preserve"> there's something wrong with how the API endpoints or CORS headers are configured in their code. Without</w:t>
+      </w:r>
+    </w:p>
+    <w:p>
+      <w:r>
+        <w:t>proper CORS (Cross-Origin Resource Selection) headers, the server might not be able to communicate properly with</w:t>
+      </w:r>
+    </w:p>
+    <w:p>
+      <w:r>
+        <w:t>external clients like Jagdev's browser.</w:t>
+      </w:r>
+    </w:p>
+    <w:p/>
+    <w:p>
+      <w:r>
+        <w:t xml:space="preserve">Also, rate limiting could be an issue. Maybe the AI model on </w:t>
+      </w:r>
+      <w:proofErr w:type="spellStart"/>
+      <w:r>
+        <w:t>Ollama</w:t>
+      </w:r>
+      <w:proofErr w:type="spellEnd"/>
+      <w:r>
+        <w:t xml:space="preserve"> can only handle a certain number of requests</w:t>
+      </w:r>
+    </w:p>
+    <w:p>
+      <w:r>
+        <w:t>per second, and if my app is making too many requests quickly, it could cause the server to get overwhelmed or</w:t>
+      </w:r>
+    </w:p>
+    <w:p>
+      <w:r>
+        <w:t>return errors.</w:t>
+      </w:r>
+    </w:p>
+    <w:p/>
+    <w:p>
+      <w:r>
+        <w:t xml:space="preserve">Another thing I should consider is network connectivity. Perhaps there's a firewall blocking </w:t>
+      </w:r>
+      <w:proofErr w:type="gramStart"/>
+      <w:r>
+        <w:t>the communication</w:t>
+      </w:r>
+      <w:proofErr w:type="gramEnd"/>
+    </w:p>
+    <w:p>
+      <w:r>
+        <w:t xml:space="preserve">between Jagdev's browser and the </w:t>
+      </w:r>
+      <w:proofErr w:type="spellStart"/>
+      <w:r>
+        <w:t>Ollama</w:t>
+      </w:r>
+      <w:proofErr w:type="spellEnd"/>
+      <w:r>
+        <w:t xml:space="preserve"> server. Ensuring that both ends can communicate without any restrictions</w:t>
+      </w:r>
+    </w:p>
+    <w:p>
+      <w:r>
+        <w:t>might be necessary.</w:t>
+      </w:r>
+    </w:p>
+    <w:p/>
+    <w:p>
+      <w:r>
+        <w:t xml:space="preserve">Additionally, reviewing logs would help identify where exactly the error </w:t>
+      </w:r>
+      <w:proofErr w:type="gramStart"/>
+      <w:r>
+        <w:t>occurred—</w:t>
+      </w:r>
+      <w:proofErr w:type="gramEnd"/>
+      <w:r>
+        <w:t>whether it was on my app, the</w:t>
+      </w:r>
+    </w:p>
+    <w:p>
+      <w:proofErr w:type="spellStart"/>
+      <w:r>
+        <w:t>Ollama</w:t>
+      </w:r>
+      <w:proofErr w:type="spellEnd"/>
+      <w:r>
+        <w:t xml:space="preserve"> server, or somewhere in between. This could provide more clues about what needs to be adjusted.</w:t>
+      </w:r>
+    </w:p>
+    <w:p/>
+    <w:p>
+      <w:r>
+        <w:t>Overall, I think the main areas to investigate are:</w:t>
+      </w:r>
+    </w:p>
+    <w:p>
+      <w:r>
+        <w:t xml:space="preserve">1. The status and configuration of the </w:t>
+      </w:r>
+      <w:proofErr w:type="spellStart"/>
+      <w:r>
+        <w:t>Ollama</w:t>
+      </w:r>
+      <w:proofErr w:type="spellEnd"/>
+      <w:r>
+        <w:t xml:space="preserve"> server.</w:t>
+      </w:r>
+    </w:p>
+    <w:p>
+      <w:r>
+        <w:t xml:space="preserve">2. The </w:t>
+      </w:r>
+      <w:proofErr w:type="gramStart"/>
+      <w:r>
+        <w:t>setup</w:t>
+      </w:r>
+      <w:proofErr w:type="gramEnd"/>
+      <w:r>
+        <w:t xml:space="preserve"> of CORS headers in the Streamlit app to ensure proper communication.</w:t>
+      </w:r>
+    </w:p>
+    <w:p>
+      <w:r>
+        <w:t>3. Implementing rate limiting to prevent overloading the server.</w:t>
+      </w:r>
+    </w:p>
+    <w:p>
+      <w:r>
+        <w:t>4. Verifying network connectivity between the app and the server.</w:t>
+      </w:r>
+    </w:p>
+    <w:p>
+      <w:r>
+        <w:t>5. Reviewing logs for any additional errors or insights.</w:t>
+      </w:r>
+    </w:p>
+    <w:p/>
+    <w:p>
+      <w:r>
+        <w:t>By systematically checking each of these areas, I should be able to pinpoint where the issue is and fix it so</w:t>
+      </w:r>
+    </w:p>
+    <w:p>
+      <w:r>
+        <w:t>that the AI model can generate the notes correctly when Jagdev uses his account on my app.</w:t>
+      </w:r>
+    </w:p>
+    <w:p>
+      <w:r>
+        <w:t>...done thinking.</w:t>
+      </w:r>
+    </w:p>
+    <w:p/>
+    <w:p/>
+    <w:p/>
+    <w:p>
+      <w:r>
+        <w:t xml:space="preserve">To address the issue of generating math notes using AI with the error message from </w:t>
+      </w:r>
+      <w:proofErr w:type="spellStart"/>
+      <w:r>
+        <w:t>Ollama</w:t>
+      </w:r>
+      <w:proofErr w:type="spellEnd"/>
+      <w:r>
+        <w:t>, follow these</w:t>
+      </w:r>
+    </w:p>
+    <w:p>
+      <w:r>
+        <w:t>organized steps:</w:t>
+      </w:r>
+    </w:p>
+    <w:p/>
+    <w:p>
+      <w:r>
+        <w:t xml:space="preserve">1. **Verify </w:t>
+      </w:r>
+      <w:proofErr w:type="spellStart"/>
+      <w:r>
+        <w:t>Ollama</w:t>
+      </w:r>
+      <w:proofErr w:type="spellEnd"/>
+      <w:r>
+        <w:t xml:space="preserve"> Server </w:t>
+      </w:r>
+      <w:proofErr w:type="gramStart"/>
+      <w:r>
+        <w:t>Status:*</w:t>
+      </w:r>
+      <w:proofErr w:type="gramEnd"/>
+      <w:r>
+        <w:t>*</w:t>
+      </w:r>
+    </w:p>
+    <w:p>
+      <w:r>
+        <w:t xml:space="preserve">   - Ensure that the </w:t>
+      </w:r>
+      <w:proofErr w:type="spellStart"/>
+      <w:r>
+        <w:t>Ollama</w:t>
+      </w:r>
+      <w:proofErr w:type="spellEnd"/>
+      <w:r>
+        <w:t xml:space="preserve"> server at `https://ollama.jsmath.in/api/generate` is running and accessible.</w:t>
+      </w:r>
+    </w:p>
+    <w:p/>
+    <w:p>
+      <w:r>
+        <w:t xml:space="preserve">2. **Implement CORS Headers in Streamlit </w:t>
+      </w:r>
+      <w:proofErr w:type="gramStart"/>
+      <w:r>
+        <w:t>App:*</w:t>
+      </w:r>
+      <w:proofErr w:type="gramEnd"/>
+      <w:r>
+        <w:t>*</w:t>
+      </w:r>
+    </w:p>
+    <w:p>
+      <w:r>
+        <w:lastRenderedPageBreak/>
+        <w:t xml:space="preserve">   - Add Cross-Origin Resource Selection (CORS) headers to your Streamlit app's backend to allow proper</w:t>
+      </w:r>
+    </w:p>
+    <w:p>
+      <w:r>
+        <w:t xml:space="preserve">communication with the </w:t>
+      </w:r>
+      <w:proofErr w:type="spellStart"/>
+      <w:r>
+        <w:t>Ollama</w:t>
+      </w:r>
+      <w:proofErr w:type="spellEnd"/>
+      <w:r>
+        <w:t xml:space="preserve"> server.</w:t>
+      </w:r>
+    </w:p>
+    <w:p>
+      <w:r>
+        <w:t xml:space="preserve">     ```python</w:t>
+      </w:r>
+    </w:p>
+    <w:p>
+      <w:r>
+        <w:t xml:space="preserve">     from </w:t>
+      </w:r>
+      <w:proofErr w:type="spellStart"/>
+      <w:proofErr w:type="gramStart"/>
+      <w:r>
+        <w:t>fastapi.middleware</w:t>
+      </w:r>
+      <w:proofErr w:type="gramEnd"/>
+      <w:r>
+        <w:t>.cors</w:t>
+      </w:r>
+      <w:proofErr w:type="spellEnd"/>
+      <w:r>
+        <w:t xml:space="preserve"> import </w:t>
+      </w:r>
+      <w:proofErr w:type="spellStart"/>
+      <w:r>
+        <w:t>CORSMiddleware</w:t>
+      </w:r>
+      <w:proofErr w:type="spellEnd"/>
+    </w:p>
+    <w:p/>
+    <w:p>
+      <w:r>
+        <w:t xml:space="preserve">     # In your API route handler function:</w:t>
+      </w:r>
+    </w:p>
+    <w:p>
+      <w:r>
+        <w:t xml:space="preserve">     </w:t>
+      </w:r>
+      <w:proofErr w:type="spellStart"/>
+      <w:r>
+        <w:t>app.add_</w:t>
+      </w:r>
+      <w:proofErr w:type="gramStart"/>
+      <w:r>
+        <w:t>middleware</w:t>
+      </w:r>
+      <w:proofErr w:type="spellEnd"/>
+      <w:r>
+        <w:t>(</w:t>
+      </w:r>
+      <w:proofErr w:type="gramEnd"/>
+    </w:p>
+    <w:p>
+      <w:r>
+        <w:t xml:space="preserve">         </w:t>
+      </w:r>
+      <w:proofErr w:type="spellStart"/>
+      <w:r>
+        <w:t>CORSMiddleware</w:t>
+      </w:r>
+      <w:proofErr w:type="spellEnd"/>
+      <w:r>
+        <w:t>,</w:t>
+      </w:r>
+    </w:p>
+    <w:p>
+      <w:r>
+        <w:t xml:space="preserve">         </w:t>
+      </w:r>
+      <w:proofErr w:type="spellStart"/>
+      <w:r>
+        <w:t>allow_origins</w:t>
+      </w:r>
+      <w:proofErr w:type="spellEnd"/>
+      <w:proofErr w:type="gramStart"/>
+      <w:r>
+        <w:t>=[</w:t>
+      </w:r>
+      <w:proofErr w:type="gramEnd"/>
+      <w:r>
+        <w:t>"*"],</w:t>
+      </w:r>
+    </w:p>
+    <w:p>
+      <w:r>
+        <w:t xml:space="preserve">         </w:t>
+      </w:r>
+      <w:proofErr w:type="spellStart"/>
+      <w:r>
+        <w:t>allow_methods</w:t>
+      </w:r>
+      <w:proofErr w:type="spellEnd"/>
+      <w:proofErr w:type="gramStart"/>
+      <w:r>
+        <w:t>=[</w:t>
+      </w:r>
+      <w:proofErr w:type="gramEnd"/>
+      <w:r>
+        <w:t>"*"],</w:t>
+      </w:r>
+    </w:p>
+    <w:p>
+      <w:r>
+        <w:t xml:space="preserve">         </w:t>
+      </w:r>
+      <w:proofErr w:type="spellStart"/>
+      <w:r>
+        <w:t>allow_headers</w:t>
+      </w:r>
+      <w:proofErr w:type="spellEnd"/>
+      <w:proofErr w:type="gramStart"/>
+      <w:r>
+        <w:t>=[</w:t>
+      </w:r>
+      <w:proofErr w:type="gramEnd"/>
+      <w:r>
+        <w:t>"*"]</w:t>
+      </w:r>
+    </w:p>
+    <w:p>
+      <w:r>
+        <w:t xml:space="preserve">     )</w:t>
+      </w:r>
+    </w:p>
+    <w:p>
+      <w:r>
+        <w:t xml:space="preserve">     ```</w:t>
+      </w:r>
+    </w:p>
+    <w:p/>
+    <w:p>
+      <w:r>
+        <w:t xml:space="preserve">3. **Check API Endpoint </w:t>
+      </w:r>
+      <w:proofErr w:type="gramStart"/>
+      <w:r>
+        <w:t>Correctness:*</w:t>
+      </w:r>
+      <w:proofErr w:type="gramEnd"/>
+      <w:r>
+        <w:t>*</w:t>
+      </w:r>
+    </w:p>
+    <w:p>
+      <w:r>
+        <w:t xml:space="preserve">   - Confirm that the API endpoint URL used by your application matches exactly what the AI model expects.</w:t>
+      </w:r>
+    </w:p>
+    <w:p/>
+    <w:p>
+      <w:r>
+        <w:t xml:space="preserve">4. **Prevent Rate </w:t>
+      </w:r>
+      <w:proofErr w:type="gramStart"/>
+      <w:r>
+        <w:t>Limiting:*</w:t>
+      </w:r>
+      <w:proofErr w:type="gramEnd"/>
+      <w:r>
+        <w:t>*</w:t>
+      </w:r>
+    </w:p>
+    <w:p>
+      <w:r>
+        <w:t xml:space="preserve">   - Introduce rate limiting mechanisms in your application's code to avoid overwhelming the </w:t>
+      </w:r>
+      <w:proofErr w:type="spellStart"/>
+      <w:r>
+        <w:t>Ollama</w:t>
+      </w:r>
+      <w:proofErr w:type="spellEnd"/>
+      <w:r>
+        <w:t xml:space="preserve"> server with</w:t>
+      </w:r>
+    </w:p>
+    <w:p>
+      <w:r>
+        <w:t>too many requests.</w:t>
+      </w:r>
+    </w:p>
+    <w:p>
+      <w:r>
+        <w:t xml:space="preserve">     ```python</w:t>
+      </w:r>
+    </w:p>
+    <w:p>
+      <w:r>
+        <w:t xml:space="preserve">     import time</w:t>
+      </w:r>
+    </w:p>
+    <w:p/>
+    <w:p>
+      <w:r>
+        <w:t xml:space="preserve">     def </w:t>
+      </w:r>
+      <w:proofErr w:type="spellStart"/>
+      <w:r>
+        <w:t>rate_limit_</w:t>
+      </w:r>
+      <w:proofErr w:type="gramStart"/>
+      <w:r>
+        <w:t>sleep</w:t>
+      </w:r>
+      <w:proofErr w:type="spellEnd"/>
+      <w:r>
+        <w:t>(</w:t>
+      </w:r>
+      <w:proofErr w:type="spellStart"/>
+      <w:proofErr w:type="gramEnd"/>
+      <w:r>
+        <w:t>requests_made</w:t>
+      </w:r>
+      <w:proofErr w:type="spellEnd"/>
+      <w:r>
+        <w:t xml:space="preserve">, </w:t>
+      </w:r>
+      <w:proofErr w:type="spellStart"/>
+      <w:r>
+        <w:t>max_rate</w:t>
+      </w:r>
+      <w:proofErr w:type="spellEnd"/>
+      <w:r>
+        <w:t>):</w:t>
+      </w:r>
+    </w:p>
+    <w:p>
+      <w:r>
+        <w:t xml:space="preserve">         </w:t>
+      </w:r>
+      <w:proofErr w:type="spellStart"/>
+      <w:r>
+        <w:t>sleep_time</w:t>
+      </w:r>
+      <w:proofErr w:type="spellEnd"/>
+      <w:r>
+        <w:t xml:space="preserve"> = (</w:t>
+      </w:r>
+      <w:proofErr w:type="spellStart"/>
+      <w:r>
+        <w:t>max_rate</w:t>
+      </w:r>
+      <w:proofErr w:type="spellEnd"/>
+      <w:r>
+        <w:t xml:space="preserve"> - </w:t>
+      </w:r>
+      <w:proofErr w:type="spellStart"/>
+      <w:r>
+        <w:t>requests_made</w:t>
+      </w:r>
+      <w:proofErr w:type="spellEnd"/>
+      <w:r>
+        <w:t xml:space="preserve">) / </w:t>
+      </w:r>
+      <w:proofErr w:type="gramStart"/>
+      <w:r>
+        <w:t>10  #</w:t>
+      </w:r>
+      <w:proofErr w:type="gramEnd"/>
+      <w:r>
+        <w:t xml:space="preserve"> Assuming 10 requests per second</w:t>
+      </w:r>
+    </w:p>
+    <w:p>
+      <w:r>
+        <w:t xml:space="preserve">         if </w:t>
+      </w:r>
+      <w:proofErr w:type="spellStart"/>
+      <w:r>
+        <w:t>sleep_time</w:t>
+      </w:r>
+      <w:proofErr w:type="spellEnd"/>
+      <w:r>
+        <w:t xml:space="preserve"> &gt; 0:</w:t>
+      </w:r>
+    </w:p>
+    <w:p>
+      <w:r>
+        <w:lastRenderedPageBreak/>
+        <w:t xml:space="preserve">             </w:t>
+      </w:r>
+      <w:proofErr w:type="gramStart"/>
+      <w:r>
+        <w:t>print(</w:t>
+      </w:r>
+      <w:proofErr w:type="spellStart"/>
+      <w:proofErr w:type="gramEnd"/>
+      <w:r>
+        <w:t>f"Sleeping</w:t>
+      </w:r>
+      <w:proofErr w:type="spellEnd"/>
+      <w:r>
+        <w:t xml:space="preserve"> for {</w:t>
+      </w:r>
+      <w:proofErr w:type="spellStart"/>
+      <w:r>
+        <w:t>sleep_time</w:t>
+      </w:r>
+      <w:proofErr w:type="spellEnd"/>
+      <w:r>
+        <w:t>} seconds to prevent rate limiting.")</w:t>
+      </w:r>
+    </w:p>
+    <w:p>
+      <w:r>
+        <w:t xml:space="preserve">             </w:t>
+      </w:r>
+      <w:proofErr w:type="spellStart"/>
+      <w:proofErr w:type="gramStart"/>
+      <w:r>
+        <w:t>time.sleep</w:t>
+      </w:r>
+      <w:proofErr w:type="spellEnd"/>
+      <w:proofErr w:type="gramEnd"/>
+      <w:r>
+        <w:t>(</w:t>
+      </w:r>
+      <w:proofErr w:type="spellStart"/>
+      <w:r>
+        <w:t>sleep_time</w:t>
+      </w:r>
+      <w:proofErr w:type="spellEnd"/>
+      <w:r>
+        <w:t>)</w:t>
+      </w:r>
+    </w:p>
+    <w:p>
+      <w:r>
+        <w:t xml:space="preserve">     ```</w:t>
+      </w:r>
+    </w:p>
+    <w:p/>
+    <w:p>
+      <w:r>
+        <w:t xml:space="preserve">5. **Ensure Network </w:t>
+      </w:r>
+      <w:proofErr w:type="gramStart"/>
+      <w:r>
+        <w:t>Connectivity:*</w:t>
+      </w:r>
+      <w:proofErr w:type="gramEnd"/>
+      <w:r>
+        <w:t>*</w:t>
+      </w:r>
+    </w:p>
+    <w:p>
+      <w:r>
+        <w:t xml:space="preserve">   - Verify that there are no network firewalls or proxies blocking </w:t>
+      </w:r>
+      <w:proofErr w:type="gramStart"/>
+      <w:r>
+        <w:t>the communication</w:t>
+      </w:r>
+      <w:proofErr w:type="gramEnd"/>
+      <w:r>
+        <w:t xml:space="preserve"> between your client and</w:t>
+      </w:r>
+    </w:p>
+    <w:p>
+      <w:r>
+        <w:t>server.</w:t>
+      </w:r>
+    </w:p>
+    <w:p/>
+    <w:p>
+      <w:r>
+        <w:t xml:space="preserve">6. **Review Logs for Further </w:t>
+      </w:r>
+      <w:proofErr w:type="gramStart"/>
+      <w:r>
+        <w:t>Diagnostics:*</w:t>
+      </w:r>
+      <w:proofErr w:type="gramEnd"/>
+      <w:r>
+        <w:t>*</w:t>
+      </w:r>
+    </w:p>
+    <w:p>
+      <w:r>
+        <w:t xml:space="preserve">   - Check the logs from both the Streamlit app (e.g., `server logs` in the browser) and the </w:t>
+      </w:r>
+      <w:proofErr w:type="spellStart"/>
+      <w:r>
+        <w:t>Ollama</w:t>
+      </w:r>
+      <w:proofErr w:type="spellEnd"/>
+      <w:r>
+        <w:t xml:space="preserve"> server</w:t>
+      </w:r>
+    </w:p>
+    <w:p>
+      <w:proofErr w:type="gramStart"/>
+      <w:r>
+        <w:t>itself</w:t>
+      </w:r>
+      <w:proofErr w:type="gramEnd"/>
+      <w:r>
+        <w:t xml:space="preserve"> to gather more detailed information about where the error occurred.</w:t>
+      </w:r>
+    </w:p>
+    <w:p>
+      <w:r>
+        <w:t xml:space="preserve">     ```bash</w:t>
+      </w:r>
+    </w:p>
+    <w:p>
+      <w:r>
+        <w:t xml:space="preserve">     # Streamlit app logs can be viewed by opening dev tools and checking the console tab.</w:t>
+      </w:r>
+    </w:p>
+    <w:p>
+      <w:r>
+        <w:t xml:space="preserve">     # </w:t>
+      </w:r>
+      <w:proofErr w:type="spellStart"/>
+      <w:r>
+        <w:t>Ollama</w:t>
+      </w:r>
+      <w:proofErr w:type="spellEnd"/>
+      <w:r>
+        <w:t xml:space="preserve"> server logs may be accessible via http://localhost:8081 (if using a local setup)</w:t>
+      </w:r>
+    </w:p>
+    <w:p>
+      <w:r>
+        <w:t xml:space="preserve">     ```</w:t>
+      </w:r>
+    </w:p>
+    <w:p/>
+    <w:p>
+      <w:r>
+        <w:t xml:space="preserve">7. **Adjust Application </w:t>
+      </w:r>
+      <w:proofErr w:type="gramStart"/>
+      <w:r>
+        <w:t>Code:*</w:t>
+      </w:r>
+      <w:proofErr w:type="gramEnd"/>
+      <w:r>
+        <w:t>*</w:t>
+      </w:r>
+    </w:p>
+    <w:p>
+      <w:r>
+        <w:t xml:space="preserve">   - Implement retries for failed requests to handle transient issues on the </w:t>
+      </w:r>
+      <w:proofErr w:type="spellStart"/>
+      <w:r>
+        <w:t>Ollama</w:t>
+      </w:r>
+      <w:proofErr w:type="spellEnd"/>
+      <w:r>
+        <w:t xml:space="preserve"> server.</w:t>
+      </w:r>
+    </w:p>
+    <w:p/>
+    <w:p>
+      <w:r>
+        <w:t xml:space="preserve">By following these steps, you should be able to identify and resolve the cause of the </w:t>
+      </w:r>
+      <w:proofErr w:type="spellStart"/>
+      <w:r>
+        <w:t>Ollama</w:t>
+      </w:r>
+      <w:proofErr w:type="spellEnd"/>
+      <w:r>
         <w:t xml:space="preserve"> error, allowing</w:t>
       </w:r>
-      <w:r>
-        <w:t xml:space="preserve"> </w:t>
-      </w:r>
-      <w:r>
-        <w:t>your application to generate notes successfully.</w:t>
-      </w:r>
-    </w:p>
-    <w:p>
-      <w:r>
-        <w:t xml:space="preserve">&gt;&gt;&gt; </w:t>
+    </w:p>
+    <w:p>
+      <w:r>
+        <w:t>your application to generate notes successfully in the future.</w:t>
+      </w:r>
+    </w:p>
+    <w:p/>
+    <w:p>
+      <w:r>
+        <w:t>&gt;&gt;&gt; Send</w:t>
       </w:r>
     </w:p>
     <w:sectPr>
